--- a/tests/fixtures/pages/reference/native-scripted.docx
+++ b/tests/fixtures/pages/reference/native-scripted.docx
@@ -399,6 +399,131 @@
                                 </w:p>
                               </w:tc>
                             </w:tr>
+                            <w:tr>
+                              <w:tblPrEx>
+                                <w:shd w:val="clear" w:color="auto" w:fill="auto"/>
+                              </w:tblPrEx>
+                              <w:trPr>
+                                <w:trHeight w:val="280" w:hRule="atLeast"/>
+                              </w:trPr>
+                              <w:tc>
+                                <w:tcPr>
+                                  <w:tcW w:type="dxa" w:w="3920"/>
+                                  <w:tcBorders>
+                                    <w:top w:val="single" w:color="000000" w:sz="2" w:space="0" w:shadow="0" w:frame="0"/>
+                                    <w:left w:val="single" w:color="000000" w:sz="2" w:space="0" w:shadow="0" w:frame="0"/>
+                                    <w:bottom w:val="single" w:color="000000" w:sz="2" w:space="0" w:shadow="0" w:frame="0"/>
+                                    <w:right w:val="single" w:color="000000" w:sz="6" w:space="0" w:shadow="0" w:frame="0"/>
+                                  </w:tcBorders>
+                                  <w:shd w:val="clear" w:color="auto" w:fill="dcdcdc"/>
+                                  <w:tcMar>
+                                    <w:top w:type="dxa" w:w="80"/>
+                                    <w:left w:type="dxa" w:w="80"/>
+                                    <w:bottom w:type="dxa" w:w="80"/>
+                                    <w:right w:type="dxa" w:w="80"/>
+                                  </w:tcMar>
+                                  <w:vAlign w:val="top"/>
+                                </w:tcPr>
+                                <w:p>
+                                  <w:pPr>
+                                    <w:pStyle w:val="Table Style 1"/>
+                                    <w:bidi w:val="0"/>
+                                  </w:pPr>
+                                  <w:r>
+                                    <w:rPr>
+                                      <w:rFonts w:ascii="Helvetica Neue" w:cs="Arial Unicode MS" w:hAnsi="Helvetica Neue" w:eastAsia="Arial Unicode MS"/>
+                                      <w:rtl w:val="0"/>
+                                    </w:rPr>
+                                    <w:t>Total</w:t>
+                                  </w:r>
+                                </w:p>
+                              </w:tc>
+                              <w:tc>
+                                <w:tcPr>
+                                  <w:tcW w:type="dxa" w:w="3920"/>
+                                  <w:tcBorders>
+                                    <w:top w:val="single" w:color="000000" w:sz="2" w:space="0" w:shadow="0" w:frame="0"/>
+                                    <w:left w:val="single" w:color="000000" w:sz="6" w:space="0" w:shadow="0" w:frame="0"/>
+                                    <w:bottom w:val="single" w:color="000000" w:sz="2" w:space="0" w:shadow="0" w:frame="0"/>
+                                    <w:right w:val="single" w:color="000000" w:sz="2" w:space="0" w:shadow="0" w:frame="0"/>
+                                  </w:tcBorders>
+                                  <w:shd w:val="clear" w:color="auto" w:fill="auto"/>
+                                  <w:tcMar>
+                                    <w:top w:type="dxa" w:w="80"/>
+                                    <w:left w:type="dxa" w:w="80"/>
+                                    <w:bottom w:type="dxa" w:w="80"/>
+                                    <w:right w:type="dxa" w:w="80"/>
+                                  </w:tcMar>
+                                  <w:vAlign w:val="top"/>
+                                </w:tcPr>
+                                <w:p>
+                                  <w:pPr>
+                                    <w:keepNext w:val="0"/>
+                                    <w:keepLines w:val="0"/>
+                                    <w:pageBreakBefore w:val="0"/>
+                                    <w:widowControl w:val="1"/>
+                                    <w:shd w:val="clear" w:color="auto" w:fill="auto"/>
+                                    <w:suppressAutoHyphens w:val="0"/>
+                                    <w:bidi w:val="0"/>
+                                    <w:spacing w:before="0" w:after="0" w:line="240" w:lineRule="auto"/>
+                                    <w:ind w:left="0" w:right="0" w:firstLine="0"/>
+                                    <w:jc w:val="right"/>
+                                    <w:outlineLvl w:val="9"/>
+                                    <w:rPr>
+                                      <w:rtl w:val="0"/>
+                                    </w:rPr>
+                                  </w:pPr>
+                                  <w:r>
+                                    <w:rPr/>
+                                    <w:fldChar w:fldCharType="begin" w:fldLock="0"/>
+                                  </w:r>
+                                  <w:r>
+                                    <w:instrText xml:space="preserve"> = SUM(B2:B3) \# "0" \* MERGEFORMAT</w:instrText>
+                                  </w:r>
+                                  <w:r>
+                                    <w:rPr/>
+                                    <w:fldChar w:fldCharType="separate" w:fldLock="0"/>
+                                  </w:r>
+                                  <w:r>
+                                    <w:rPr>
+                                      <w:rFonts w:ascii="Helvetica Neue" w:cs="Arial Unicode MS" w:hAnsi="Helvetica Neue" w:eastAsia="Arial Unicode MS"/>
+                                      <w:b w:val="0"/>
+                                      <w:bCs w:val="0"/>
+                                      <w:i w:val="0"/>
+                                      <w:iCs w:val="0"/>
+                                      <w:caps w:val="0"/>
+                                      <w:smallCaps w:val="0"/>
+                                      <w:strike w:val="0"/>
+                                      <w:dstrike w:val="0"/>
+                                      <w:outline w:val="0"/>
+                                      <w:color w:val="000000"/>
+                                      <w:spacing w:val="0"/>
+                                      <w:kern w:val="0"/>
+                                      <w:position w:val="0"/>
+                                      <w:sz w:val="20"/>
+                                      <w:szCs w:val="20"/>
+                                      <w:u w:val="none"/>
+                                      <w:shd w:val="nil" w:color="auto" w:fill="auto"/>
+                                      <w:vertAlign w:val="baseline"/>
+                                      <w:rtl w:val="0"/>
+                                      <w14:textOutline>
+                                        <w14:noFill/>
+                                      </w14:textOutline>
+                                      <w14:textFill>
+                                        <w14:solidFill>
+                                          <w14:srgbClr w14:val="000000"/>
+                                        </w14:solidFill>
+                                      </w14:textFill>
+                                    </w:rPr>
+                                    <w:t>3</w:t>
+                                  </w:r>
+                                  <w:r>
+                                    <w:rPr/>
+                                    <w:fldChar w:fldCharType="end" w:fldLock="0"/>
+                                  </w:r>
+                                </w:p>
+                              </w:tc>
+                            </w:tr>
                           </w:tbl>
                         </w:txbxContent>
                       </wps:txbx>
@@ -726,6 +851,131 @@
                                 </w14:textFill>
                               </w:rPr>
                               <w:t>2</w:t>
+                            </w:r>
+                          </w:p>
+                        </w:tc>
+                      </w:tr>
+                      <w:tr>
+                        <w:tblPrEx>
+                          <w:shd w:val="clear" w:color="auto" w:fill="auto"/>
+                        </w:tblPrEx>
+                        <w:trPr>
+                          <w:trHeight w:val="280" w:hRule="atLeast"/>
+                        </w:trPr>
+                        <w:tc>
+                          <w:tcPr>
+                            <w:tcW w:type="dxa" w:w="3920"/>
+                            <w:tcBorders>
+                              <w:top w:val="single" w:color="000000" w:sz="2" w:space="0" w:shadow="0" w:frame="0"/>
+                              <w:left w:val="single" w:color="000000" w:sz="2" w:space="0" w:shadow="0" w:frame="0"/>
+                              <w:bottom w:val="single" w:color="000000" w:sz="2" w:space="0" w:shadow="0" w:frame="0"/>
+                              <w:right w:val="single" w:color="000000" w:sz="6" w:space="0" w:shadow="0" w:frame="0"/>
+                            </w:tcBorders>
+                            <w:shd w:val="clear" w:color="auto" w:fill="dcdcdc"/>
+                            <w:tcMar>
+                              <w:top w:type="dxa" w:w="80"/>
+                              <w:left w:type="dxa" w:w="80"/>
+                              <w:bottom w:type="dxa" w:w="80"/>
+                              <w:right w:type="dxa" w:w="80"/>
+                            </w:tcMar>
+                            <w:vAlign w:val="top"/>
+                          </w:tcPr>
+                          <w:p>
+                            <w:pPr>
+                              <w:pStyle w:val="Table Style 1"/>
+                              <w:bidi w:val="0"/>
+                            </w:pPr>
+                            <w:r>
+                              <w:rPr>
+                                <w:rFonts w:ascii="Helvetica Neue" w:cs="Arial Unicode MS" w:hAnsi="Helvetica Neue" w:eastAsia="Arial Unicode MS"/>
+                                <w:rtl w:val="0"/>
+                              </w:rPr>
+                              <w:t>Total</w:t>
+                            </w:r>
+                          </w:p>
+                        </w:tc>
+                        <w:tc>
+                          <w:tcPr>
+                            <w:tcW w:type="dxa" w:w="3920"/>
+                            <w:tcBorders>
+                              <w:top w:val="single" w:color="000000" w:sz="2" w:space="0" w:shadow="0" w:frame="0"/>
+                              <w:left w:val="single" w:color="000000" w:sz="6" w:space="0" w:shadow="0" w:frame="0"/>
+                              <w:bottom w:val="single" w:color="000000" w:sz="2" w:space="0" w:shadow="0" w:frame="0"/>
+                              <w:right w:val="single" w:color="000000" w:sz="2" w:space="0" w:shadow="0" w:frame="0"/>
+                            </w:tcBorders>
+                            <w:shd w:val="clear" w:color="auto" w:fill="auto"/>
+                            <w:tcMar>
+                              <w:top w:type="dxa" w:w="80"/>
+                              <w:left w:type="dxa" w:w="80"/>
+                              <w:bottom w:type="dxa" w:w="80"/>
+                              <w:right w:type="dxa" w:w="80"/>
+                            </w:tcMar>
+                            <w:vAlign w:val="top"/>
+                          </w:tcPr>
+                          <w:p>
+                            <w:pPr>
+                              <w:keepNext w:val="0"/>
+                              <w:keepLines w:val="0"/>
+                              <w:pageBreakBefore w:val="0"/>
+                              <w:widowControl w:val="1"/>
+                              <w:shd w:val="clear" w:color="auto" w:fill="auto"/>
+                              <w:suppressAutoHyphens w:val="0"/>
+                              <w:bidi w:val="0"/>
+                              <w:spacing w:before="0" w:after="0" w:line="240" w:lineRule="auto"/>
+                              <w:ind w:left="0" w:right="0" w:firstLine="0"/>
+                              <w:jc w:val="right"/>
+                              <w:outlineLvl w:val="9"/>
+                              <w:rPr>
+                                <w:rtl w:val="0"/>
+                              </w:rPr>
+                            </w:pPr>
+                            <w:r>
+                              <w:rPr/>
+                              <w:fldChar w:fldCharType="begin" w:fldLock="0"/>
+                            </w:r>
+                            <w:r>
+                              <w:instrText xml:space="preserve"> = SUM(B2:B3) \# "0" \* MERGEFORMAT</w:instrText>
+                            </w:r>
+                            <w:r>
+                              <w:rPr/>
+                              <w:fldChar w:fldCharType="separate" w:fldLock="0"/>
+                            </w:r>
+                            <w:r>
+                              <w:rPr>
+                                <w:rFonts w:ascii="Helvetica Neue" w:cs="Arial Unicode MS" w:hAnsi="Helvetica Neue" w:eastAsia="Arial Unicode MS"/>
+                                <w:b w:val="0"/>
+                                <w:bCs w:val="0"/>
+                                <w:i w:val="0"/>
+                                <w:iCs w:val="0"/>
+                                <w:caps w:val="0"/>
+                                <w:smallCaps w:val="0"/>
+                                <w:strike w:val="0"/>
+                                <w:dstrike w:val="0"/>
+                                <w:outline w:val="0"/>
+                                <w:color w:val="000000"/>
+                                <w:spacing w:val="0"/>
+                                <w:kern w:val="0"/>
+                                <w:position w:val="0"/>
+                                <w:sz w:val="20"/>
+                                <w:szCs w:val="20"/>
+                                <w:u w:val="none"/>
+                                <w:shd w:val="nil" w:color="auto" w:fill="auto"/>
+                                <w:vertAlign w:val="baseline"/>
+                                <w:rtl w:val="0"/>
+                                <w14:textOutline>
+                                  <w14:noFill/>
+                                </w14:textOutline>
+                                <w14:textFill>
+                                  <w14:solidFill>
+                                    <w14:srgbClr w14:val="000000"/>
+                                  </w14:solidFill>
+                                </w14:textFill>
+                              </w:rPr>
+                              <w:t>3</w:t>
+                            </w:r>
+                            <w:r>
+                              <w:rPr/>
+                              <w:fldChar w:fldCharType="end" w:fldLock="0"/>
                             </w:r>
                           </w:p>
                         </w:tc>
